--- a/word_reports/LP_0298_위치_139_Rickie Lee Jones & Rod …_.docx
+++ b/word_reports/LP_0298_위치_139_Rickie Lee Jones & Rod …_.docx
@@ -4,7 +4,7 @@
   <w:body>
     <w:p>
       <w:pPr>
-        <w:spacing w:after="280"/>
+        <w:spacing w:after="80"/>
       </w:pPr>
       <w:r>
         <w:rPr w:rFonts="맑은 고딕">
@@ -13,94 +13,47 @@
           <w:color w:val="1E3A8A"/>
           <w:sz w:val="30"/>
         </w:rPr>
-        <w:t>[139] Rickie Lee Jones &amp; Rod … - Rickie&amp;Rod</w:t>
+        <w:t>Rickie Lee Jones &amp; Rod … (리키 리 존스 &amp; 로드 …) - Rickie&amp;Rod</w:t>
       </w:r>
     </w:p>
     <w:p>
       <w:pPr>
-        <w:spacing w:after="320"/>
+        <w:spacing w:after="240"/>
       </w:pPr>
       <w:r>
         <w:rPr w:rFonts="맑은 고딕">
           <w:rFonts w:ascii="맑은 고딕" w:hAnsi="맑은 고딕" w:eastAsia="맑은 고딕"/>
           <w:b/>
-          <w:sz w:val="20"/>
+          <w:color w:val="4B5563"/>
+          <w:sz w:val="22"/>
         </w:rPr>
-        <w:t>■ 위치 : 139</w:t>
-        <w:br/>
-      </w:r>
-      <w:r>
-        <w:rPr w:rFonts="맑은 고딕">
-          <w:rFonts w:ascii="맑은 고딕" w:hAnsi="맑은 고딕" w:eastAsia="맑은 고딕"/>
-          <w:b/>
-          <w:sz w:val="20"/>
-        </w:rPr>
-        <w:t>■ 아티스트 : Rickie Lee Jones &amp; Rod …</w:t>
-        <w:br/>
-      </w:r>
-      <w:r>
-        <w:rPr w:rFonts="맑은 고딕">
-          <w:rFonts w:ascii="맑은 고딕" w:hAnsi="맑은 고딕" w:eastAsia="맑은 고딕"/>
-          <w:b/>
-          <w:sz w:val="20"/>
-        </w:rPr>
-        <w:t>■ 앨범명 : Rickie&amp;Rod</w:t>
-        <w:br/>
-      </w:r>
-      <w:r>
-        <w:rPr w:rFonts="맑은 고딕">
-          <w:rFonts w:ascii="맑은 고딕" w:hAnsi="맑은 고딕" w:eastAsia="맑은 고딕"/>
-          <w:b w:val="0"/>
-          <w:sz w:val="20"/>
-        </w:rPr>
-        <w:t>■ 음반 레이블 : Westwood One / Warner Bros. Records (프로모션 방송용 LP)</w:t>
-        <w:br/>
-      </w:r>
-      <w:r>
-        <w:rPr w:rFonts="맑은 고딕">
-          <w:rFonts w:ascii="맑은 고딕" w:hAnsi="맑은 고딕" w:eastAsia="맑은 고딕"/>
-          <w:b w:val="0"/>
-          <w:sz w:val="20"/>
-        </w:rPr>
-        <w:t>■ 발매년도 : 1982</w:t>
-        <w:br/>
-      </w:r>
-      <w:r>
-        <w:rPr w:rFonts="맑은 고딕">
-          <w:rFonts w:ascii="맑은 고딕" w:hAnsi="맑은 고딕" w:eastAsia="맑은 고딕"/>
-          <w:b w:val="0"/>
-          <w:sz w:val="20"/>
-        </w:rPr>
-        <w:t>■ 장르 : 보헤미안 재즈 팝, 라이브 포크 록, 싱어송라이터</w:t>
-        <w:br/>
-      </w:r>
-      <w:r>
-        <w:rPr w:rFonts="맑은 고딕">
-          <w:rFonts w:ascii="맑은 고딕" w:hAnsi="맑은 고딕" w:eastAsia="맑은 고딕"/>
-          <w:b w:val="0"/>
-          <w:sz w:val="20"/>
-        </w:rPr>
-        <w:t>■ 주요 수록곡 : 1. Chuck E.'s In Love</w:t>
-        <w:br/>
+        <w:t>위치 :  139</w:t>
       </w:r>
     </w:p>
     <w:p>
       <w:pPr>
-        <w:spacing w:after="160"/>
+        <w:spacing w:line="324" w:lineRule="auto" w:before="80" w:after="160"/>
       </w:pPr>
       <w:r>
         <w:rPr w:rFonts="맑은 고딕">
           <w:rFonts w:ascii="맑은 고딕" w:hAnsi="맑은 고딕" w:eastAsia="맑은 고딕"/>
           <w:b/>
           <w:color w:val="1F2937"/>
-          <w:sz w:val="24"/>
+          <w:sz w:val="22"/>
         </w:rPr>
-        <w:t>■ 음반 해설 및 감상 가이드</w:t>
+        <w:t xml:space="preserve">[음반 소개] </w:t>
+      </w:r>
+      <w:r>
+        <w:rPr w:rFonts="맑은 고딕">
+          <w:rFonts w:ascii="맑은 고딕" w:hAnsi="맑은 고딕" w:eastAsia="맑은 고딕"/>
+          <w:b w:val="0"/>
+          <w:sz w:val="21"/>
+        </w:rPr>
       </w:r>
     </w:p>
     <w:p>
       <w:pPr>
-        <w:spacing w:line="312" w:lineRule="auto" w:after="120"/>
+        <w:spacing w:line="324" w:lineRule="auto" w:after="120"/>
       </w:pPr>
       <w:r>
         <w:rPr w:rFonts="맑은 고딕">
@@ -108,103 +61,516 @@
           <w:b w:val="0"/>
           <w:sz w:val="21"/>
         </w:rPr>
-        <w:t>**보헤미안의 감성과 열정적 라이브가 빚어낸 특별한 아카이브**</w:t>
+        <w:t>재즈의 보헤미안 감성을 자유롭게 유영하는 음유시인 리키 리 존스와, 허스키한 보컬의 낭만과 폭발적인 에너지로 시대를 풍미한 록의 거장 로드 스튜어트의 독보적인 음악 세계가 교차하는 특별한 아카이브 음반입니다. 전혀 다른 질감을 지닌 두 거장의 목소리가 한 장의 바이닐 안에서 이루어내는 극적인 대비는 70~80년대 팝 음악 황금기의 다채로운 예술적 풍요로움을 여실히 증명합니다. 소리골을 따라 흐르는 섬세한 어쿠스틱의 숨결과 짙은 호소력의 록 발라드는 듣는 이의 감성을 단숨에 빈티지 음악의 깊은 서정 속으로 이끕니다.</w:t>
       </w:r>
     </w:p>
     <w:p>
       <w:pPr>
-        <w:spacing w:line="312" w:lineRule="auto" w:after="120"/>
+        <w:spacing w:line="324" w:lineRule="auto" w:before="200" w:after="80"/>
       </w:pPr>
+      <w:r>
+        <w:rPr w:rFonts="맑은 고딕">
+          <w:rFonts w:ascii="맑은 고딕" w:hAnsi="맑은 고딕" w:eastAsia="맑은 고딕"/>
+          <w:b/>
+          <w:color w:val="1E3A8A"/>
+          <w:sz w:val="24"/>
+        </w:rPr>
+        <w:t>1. 음반 데이터</w:t>
+      </w:r>
+    </w:p>
+    <w:p>
+      <w:pPr>
+        <w:spacing w:line="324" w:lineRule="auto" w:after="80"/>
+      </w:pPr>
+      <w:r>
+        <w:rPr w:rFonts="맑은 고딕">
+          <w:rFonts w:ascii="맑은 고딕" w:hAnsi="맑은 고딕" w:eastAsia="맑은 고딕"/>
+          <w:b w:val="0"/>
+          <w:color w:val="6B7280"/>
+          <w:sz w:val="21"/>
+        </w:rPr>
+        <w:t xml:space="preserve">· </w:t>
+      </w:r>
+      <w:r>
+        <w:rPr w:rFonts="맑은 고딕">
+          <w:rFonts w:ascii="맑은 고딕" w:hAnsi="맑은 고딕" w:eastAsia="맑은 고딕"/>
+          <w:b/>
+          <w:color w:val="1F2937"/>
+          <w:sz w:val="21"/>
+        </w:rPr>
+        <w:t xml:space="preserve">앨범명: </w:t>
+      </w:r>
       <w:r>
         <w:rPr w:rFonts="맑은 고딕">
           <w:rFonts w:ascii="맑은 고딕" w:hAnsi="맑은 고딕" w:eastAsia="맑은 고딕"/>
           <w:b w:val="0"/>
           <w:sz w:val="21"/>
         </w:rPr>
-        <w:t>본 음반은 1980년대 초반 라디오 방송용 프로모션 및 라이브 트랜스크립션 음반 형태로 기획되어, 당시 대중음악계에 독보적인 음색과 서사로 큰 파장을 일으켰던 리키 리 존스(Rickie Lee Jones)와 감성적인 록 싱어 로드(Rod)의 정수를 한데 담아낸 희귀 명반입니다. 1970년대 후반 데뷔와 동시에 그래미 신인상을 거머쥐며 팝 라이브러리에 신선한 충격을 주었던 리키 리 존스의 정점에 달한 무대 음원과, 특유의 허스키하면서도 호소력 짙은 보컬로 시대를 풍미한 로드의 에너지가 절묘한 대비를 이루며 아날로그 음반 특유의 생동감을 선사합니다.</w:t>
+        <w:t>Rickie&amp;Rod</w:t>
       </w:r>
     </w:p>
     <w:p>
       <w:pPr>
-        <w:spacing w:line="312" w:lineRule="auto" w:after="120"/>
+        <w:spacing w:line="324" w:lineRule="auto" w:after="80"/>
       </w:pPr>
+      <w:r>
+        <w:rPr w:rFonts="맑은 고딕">
+          <w:rFonts w:ascii="맑은 고딕" w:hAnsi="맑은 고딕" w:eastAsia="맑은 고딕"/>
+          <w:b w:val="0"/>
+          <w:color w:val="6B7280"/>
+          <w:sz w:val="21"/>
+        </w:rPr>
+        <w:t xml:space="preserve">· </w:t>
+      </w:r>
+      <w:r>
+        <w:rPr w:rFonts="맑은 고딕">
+          <w:rFonts w:ascii="맑은 고딕" w:hAnsi="맑은 고딕" w:eastAsia="맑은 고딕"/>
+          <w:b/>
+          <w:color w:val="1F2937"/>
+          <w:sz w:val="21"/>
+        </w:rPr>
+        <w:t xml:space="preserve">아티스트: </w:t>
+      </w:r>
       <w:r>
         <w:rPr w:rFonts="맑은 고딕">
           <w:rFonts w:ascii="맑은 고딕" w:hAnsi="맑은 고딕" w:eastAsia="맑은 고딕"/>
           <w:b w:val="0"/>
           <w:sz w:val="21"/>
         </w:rPr>
-        <w:t>**비트닉 시학(Beatnik Poetry)과 감각적인 재즈 팝의 결합**</w:t>
+        <w:t>Rickie Lee Jones &amp; Rod … (리키 리 존스 &amp; 로드 …)</w:t>
       </w:r>
     </w:p>
     <w:p>
       <w:pPr>
-        <w:spacing w:line="312" w:lineRule="auto" w:after="120"/>
+        <w:spacing w:line="324" w:lineRule="auto" w:after="80"/>
       </w:pPr>
+      <w:r>
+        <w:rPr w:rFonts="맑은 고딕">
+          <w:rFonts w:ascii="맑은 고딕" w:hAnsi="맑은 고딕" w:eastAsia="맑은 고딕"/>
+          <w:b w:val="0"/>
+          <w:color w:val="6B7280"/>
+          <w:sz w:val="21"/>
+        </w:rPr>
+        <w:t xml:space="preserve">· </w:t>
+      </w:r>
+      <w:r>
+        <w:rPr w:rFonts="맑은 고딕">
+          <w:rFonts w:ascii="맑은 고딕" w:hAnsi="맑은 고딕" w:eastAsia="맑은 고딕"/>
+          <w:b/>
+          <w:color w:val="1F2937"/>
+          <w:sz w:val="21"/>
+        </w:rPr>
+        <w:t xml:space="preserve">발매 정보: </w:t>
+      </w:r>
       <w:r>
         <w:rPr w:rFonts="맑은 고딕">
           <w:rFonts w:ascii="맑은 고딕" w:hAnsi="맑은 고딕" w:eastAsia="맑은 고딕"/>
           <w:b w:val="0"/>
           <w:sz w:val="21"/>
         </w:rPr>
-        <w:t>음반의 전반부를 지배하는 리키 리 존스의 수록곡들은 그녀만의 유려하고 독창적인 인터프리테이션을 잘 보여줍니다. 대표곡 "Chuck E.'s In Love"와 "Danny's All-Star Joint"에서 들려주는 특유의 읊조리는 듯한 싱코페이션 보컬은 재즈의 즉흥성과 포크의 서사성을 완벽히 조화시킵니다. 이어서 흐르는 "Pirates"와 "We Belong Together"에서는 한 편의 시적 단편소설을 읽는 듯한 깊은 감정의 고조를 느낄 수 있으며, 정교한 세션 연주와 그녀의 유연한 음색이 어우러져 라이브 무대 특유의 긴장감과 몰입감을 극대화합니다.</w:t>
+        <w:t>1970년대 후반과 1980년대 팝·록 씬을 선도하던 두 아티스트의 대표 레퍼토리 및 음악적 성과를 기념하여 방송용 프로모션 및 한정 기획반 형태로 제작된 희소성 높은 아카이브 성격의 음반입니다.</w:t>
       </w:r>
     </w:p>
     <w:p>
       <w:pPr>
-        <w:spacing w:line="312" w:lineRule="auto" w:after="120"/>
+        <w:spacing w:line="324" w:lineRule="auto" w:after="80"/>
       </w:pPr>
+      <w:r>
+        <w:rPr w:rFonts="맑은 고딕">
+          <w:rFonts w:ascii="맑은 고딕" w:hAnsi="맑은 고딕" w:eastAsia="맑은 고딕"/>
+          <w:b w:val="0"/>
+          <w:color w:val="6B7280"/>
+          <w:sz w:val="21"/>
+        </w:rPr>
+        <w:t xml:space="preserve">· </w:t>
+      </w:r>
+      <w:r>
+        <w:rPr w:rFonts="맑은 고딕">
+          <w:rFonts w:ascii="맑은 고딕" w:hAnsi="맑은 고딕" w:eastAsia="맑은 고딕"/>
+          <w:b/>
+          <w:color w:val="1F2937"/>
+          <w:sz w:val="21"/>
+        </w:rPr>
+        <w:t xml:space="preserve">LP 인기도(판매량): </w:t>
+      </w:r>
       <w:r>
         <w:rPr w:rFonts="맑은 고딕">
           <w:rFonts w:ascii="맑은 고딕" w:hAnsi="맑은 고딕" w:eastAsia="맑은 고딕"/>
           <w:b w:val="0"/>
           <w:sz w:val="21"/>
         </w:rPr>
-        <w:t>**음악적 대비가 만들어내는 다채로운 음향적 스펙트럼**</w:t>
+        <w:t>두 뮤지션 모두 빌보드 앨범 및 싱글 차트 1위를 다수 기록한 슈퍼스타들로서, 본 스페셜 기획반은 상업적 대량 발매를 넘어 애호가와 라디오 스테이션을 겨냥한 한정반 특유의 높은 프리미엄과 수집 열기를 형성했습니다.</w:t>
       </w:r>
     </w:p>
     <w:p>
       <w:pPr>
-        <w:spacing w:line="312" w:lineRule="auto" w:after="120"/>
+        <w:spacing w:line="324" w:lineRule="auto" w:after="80"/>
       </w:pPr>
+      <w:r>
+        <w:rPr w:rFonts="맑은 고딕">
+          <w:rFonts w:ascii="맑은 고딕" w:hAnsi="맑은 고딕" w:eastAsia="맑은 고딕"/>
+          <w:b w:val="0"/>
+          <w:color w:val="6B7280"/>
+          <w:sz w:val="21"/>
+        </w:rPr>
+        <w:t xml:space="preserve">· </w:t>
+      </w:r>
+      <w:r>
+        <w:rPr w:rFonts="맑은 고딕">
+          <w:rFonts w:ascii="맑은 고딕" w:hAnsi="맑은 고딕" w:eastAsia="맑은 고딕"/>
+          <w:b/>
+          <w:color w:val="1F2937"/>
+          <w:sz w:val="21"/>
+        </w:rPr>
+        <w:t xml:space="preserve">각종 수상경력: </w:t>
+      </w:r>
       <w:r>
         <w:rPr w:rFonts="맑은 고딕">
           <w:rFonts w:ascii="맑은 고딕" w:hAnsi="맑은 고딕" w:eastAsia="맑은 고딕"/>
           <w:b w:val="0"/>
           <w:sz w:val="21"/>
         </w:rPr>
-        <w:t>이어지는 로드의 트랙들은 서정적이면서도 거친 록 앤 로울의 에너지로 음반의 분위기를 전환합니다. "Young Turks"와 "Tonight's the Night" 같은 곡들은 질주하는 리듬감과 매혹적인 멜로디라인을 선보이며, 앞선 재즈 팝의 쿨(Cool)한 미학과 대비되는 뜨거운 울림을 선사합니다. 이처럼 한 음반 안에서 서로 다른 음악적 결을 지닌 두 아티스트의 매력이 교차하는 구조는 오직 이 시기 특별 기획 음반에서만 경험할 수 있는 독특한 감상 포인트입니다.</w:t>
+        <w:t>리키 리 존스의 그래미 어워드 최우수 신인상(Grammy Best New Artist) 및 재즈 보컬 부문 수상 이력과 로드 스튜어트의 로큰롤 명예의 전당 2회 헌액, 그래미 어워드 및 브릿 어워드 수상 등 음악사적 영예가 공인된 두 거장의 음악성이 고스란히 담겨 있습니다.</w:t>
       </w:r>
     </w:p>
     <w:p>
       <w:pPr>
-        <w:spacing w:line="312" w:lineRule="auto" w:after="120"/>
+        <w:spacing w:line="324" w:lineRule="auto" w:before="200" w:after="80"/>
       </w:pPr>
+      <w:r>
+        <w:rPr w:rFonts="맑은 고딕">
+          <w:rFonts w:ascii="맑은 고딕" w:hAnsi="맑은 고딕" w:eastAsia="맑은 고딕"/>
+          <w:b/>
+          <w:color w:val="1E3A8A"/>
+          <w:sz w:val="24"/>
+        </w:rPr>
+        <w:t>2. 아티스트 정보</w:t>
+      </w:r>
+    </w:p>
+    <w:p>
+      <w:pPr>
+        <w:spacing w:line="324" w:lineRule="auto" w:after="80"/>
+      </w:pPr>
+      <w:r>
+        <w:rPr w:rFonts="맑은 고딕">
+          <w:rFonts w:ascii="맑은 고딕" w:hAnsi="맑은 고딕" w:eastAsia="맑은 고딕"/>
+          <w:b w:val="0"/>
+          <w:color w:val="6B7280"/>
+          <w:sz w:val="21"/>
+        </w:rPr>
+        <w:t xml:space="preserve">· </w:t>
+      </w:r>
+      <w:r>
+        <w:rPr w:rFonts="맑은 고딕">
+          <w:rFonts w:ascii="맑은 고딕" w:hAnsi="맑은 고딕" w:eastAsia="맑은 고딕"/>
+          <w:b/>
+          <w:color w:val="1F2937"/>
+          <w:sz w:val="21"/>
+        </w:rPr>
+        <w:t xml:space="preserve">국적: </w:t>
+      </w:r>
       <w:r>
         <w:rPr w:rFonts="맑은 고딕">
           <w:rFonts w:ascii="맑은 고딕" w:hAnsi="맑은 고딕" w:eastAsia="맑은 고딕"/>
           <w:b w:val="0"/>
           <w:sz w:val="21"/>
         </w:rPr>
-        <w:t>**아날로그 LP만의 온기와 현장감이 살아있는 명반**</w:t>
+        <w:t>미국(Rickie Lee Jones) / 영국(Rod Stewart)</w:t>
       </w:r>
     </w:p>
     <w:p>
       <w:pPr>
-        <w:spacing w:line="312" w:lineRule="auto" w:after="120"/>
+        <w:spacing w:line="324" w:lineRule="auto" w:after="80"/>
       </w:pPr>
+      <w:r>
+        <w:rPr w:rFonts="맑은 고딕">
+          <w:rFonts w:ascii="맑은 고딕" w:hAnsi="맑은 고딕" w:eastAsia="맑은 고딕"/>
+          <w:b w:val="0"/>
+          <w:color w:val="6B7280"/>
+          <w:sz w:val="21"/>
+        </w:rPr>
+        <w:t xml:space="preserve">· </w:t>
+      </w:r>
+      <w:r>
+        <w:rPr w:rFonts="맑은 고딕">
+          <w:rFonts w:ascii="맑은 고딕" w:hAnsi="맑은 고딕" w:eastAsia="맑은 고딕"/>
+          <w:b/>
+          <w:color w:val="1F2937"/>
+          <w:sz w:val="21"/>
+        </w:rPr>
+        <w:t xml:space="preserve">생몰년도: </w:t>
+      </w:r>
       <w:r>
         <w:rPr w:rFonts="맑은 고딕">
           <w:rFonts w:ascii="맑은 고딕" w:hAnsi="맑은 고딕" w:eastAsia="맑은 고딕"/>
           <w:b w:val="0"/>
           <w:sz w:val="21"/>
         </w:rPr>
-        <w:t>본 LP는 라디오 마스터 테이프 특유의 넓은 다이내믹 레인지와 따뜻한 질감을 그대로 담아내고 있어 아날로그 오디오파일 팬들에게 매우 높은 가치를 지닙니다. 관악기 세션의 호방한 울림, 무대 위 아티스트의 숨소리, 그리고 관객들의 환호가 어우러진 공간감은 들을 때마다 마치 1980년대 초반의 고풍스러운 언더그라운드 클럽이나 대형 콘서트홀 한가운데 서 있는 듯한 환각을 불러일으킵니다. 시대를 초월한 두 아티스트의 예술적 조화가 돋보이는 이 음반은 소장 가치와 음악적 완성도를 모두 갖춘 유산입니다.</w:t>
+        <w:t>1954년 출생(Rickie Lee Jones) / 1945년 출생(Rod Stewart)</w:t>
+      </w:r>
+    </w:p>
+    <w:p>
+      <w:pPr>
+        <w:spacing w:line="324" w:lineRule="auto" w:after="80"/>
+      </w:pPr>
+      <w:r>
+        <w:rPr w:rFonts="맑은 고딕">
+          <w:rFonts w:ascii="맑은 고딕" w:hAnsi="맑은 고딕" w:eastAsia="맑은 고딕"/>
+          <w:b w:val="0"/>
+          <w:color w:val="6B7280"/>
+          <w:sz w:val="21"/>
+        </w:rPr>
+        <w:t xml:space="preserve">· </w:t>
+      </w:r>
+      <w:r>
+        <w:rPr w:rFonts="맑은 고딕">
+          <w:rFonts w:ascii="맑은 고딕" w:hAnsi="맑은 고딕" w:eastAsia="맑은 고딕"/>
+          <w:b/>
+          <w:color w:val="1F2937"/>
+          <w:sz w:val="21"/>
+        </w:rPr>
+        <w:t xml:space="preserve">그룹 소속: </w:t>
+      </w:r>
+      <w:r>
+        <w:rPr w:rFonts="맑은 고딕">
+          <w:rFonts w:ascii="맑은 고딕" w:hAnsi="맑은 고딕" w:eastAsia="맑은 고딕"/>
+          <w:b w:val="0"/>
+          <w:sz w:val="21"/>
+        </w:rPr>
+        <w:t>솔로 (로드 스튜어트는 The Jeff Beck Group, Faces 출신)</w:t>
+      </w:r>
+    </w:p>
+    <w:p>
+      <w:pPr>
+        <w:spacing w:line="324" w:lineRule="auto" w:after="80"/>
+      </w:pPr>
+      <w:r>
+        <w:rPr w:rFonts="맑은 고딕">
+          <w:rFonts w:ascii="맑은 고딕" w:hAnsi="맑은 고딕" w:eastAsia="맑은 고딕"/>
+          <w:b w:val="0"/>
+          <w:color w:val="6B7280"/>
+          <w:sz w:val="21"/>
+        </w:rPr>
+        <w:t xml:space="preserve">· </w:t>
+      </w:r>
+      <w:r>
+        <w:rPr w:rFonts="맑은 고딕">
+          <w:rFonts w:ascii="맑은 고딕" w:hAnsi="맑은 고딕" w:eastAsia="맑은 고딕"/>
+          <w:b/>
+          <w:color w:val="1F2937"/>
+          <w:sz w:val="21"/>
+        </w:rPr>
+        <w:t xml:space="preserve">아티스트 소개: </w:t>
+      </w:r>
+      <w:r>
+        <w:rPr w:rFonts="맑은 고딕">
+          <w:rFonts w:ascii="맑은 고딕" w:hAnsi="맑은 고딕" w:eastAsia="맑은 고딕"/>
+          <w:b w:val="0"/>
+          <w:sz w:val="21"/>
+        </w:rPr>
+        <w:t>리키 리 존스는 포크, 재즈, 비트 제너레이션 문학의 정서를 결합하여 '거리의 보헤미안 여왕'으로 불리는 지적이고 독창적인 싱어송라이터입니다. 로드 스튜어트는 거칠고도 애절한 특유의 쉰 목소리와 탁월한 가창력으로 블루스 록부터 팝, 아메리칸 송북에 이르기까지 반세기에 걸쳐 대중음악의 정상을 지켜온 전설적인 보컬리스트입니다.</w:t>
+      </w:r>
+    </w:p>
+    <w:p>
+      <w:pPr>
+        <w:spacing w:line="324" w:lineRule="auto" w:before="200" w:after="80"/>
+      </w:pPr>
+      <w:r>
+        <w:rPr w:rFonts="맑은 고딕">
+          <w:rFonts w:ascii="맑은 고딕" w:hAnsi="맑은 고딕" w:eastAsia="맑은 고딕"/>
+          <w:b/>
+          <w:color w:val="1E3A8A"/>
+          <w:sz w:val="24"/>
+        </w:rPr>
+        <w:t>3. 음반 상세 분석</w:t>
+      </w:r>
+    </w:p>
+    <w:p>
+      <w:pPr>
+        <w:spacing w:line="324" w:lineRule="auto" w:after="80"/>
+      </w:pPr>
+      <w:r>
+        <w:rPr w:rFonts="맑은 고딕">
+          <w:rFonts w:ascii="맑은 고딕" w:hAnsi="맑은 고딕" w:eastAsia="맑은 고딕"/>
+          <w:b w:val="0"/>
+          <w:color w:val="6B7280"/>
+          <w:sz w:val="21"/>
+        </w:rPr>
+        <w:t xml:space="preserve">· </w:t>
+      </w:r>
+      <w:r>
+        <w:rPr w:rFonts="맑은 고딕">
+          <w:rFonts w:ascii="맑은 고딕" w:hAnsi="맑은 고딕" w:eastAsia="맑은 고딕"/>
+          <w:b/>
+          <w:color w:val="1F2937"/>
+          <w:sz w:val="21"/>
+        </w:rPr>
+        <w:t xml:space="preserve">역사적 위치: </w:t>
+      </w:r>
+      <w:r>
+        <w:rPr w:rFonts="맑은 고딕">
+          <w:rFonts w:ascii="맑은 고딕" w:hAnsi="맑은 고딕" w:eastAsia="맑은 고딕"/>
+          <w:b w:val="0"/>
+          <w:sz w:val="21"/>
+        </w:rPr>
+        <w:t>본 음반은 싱어송라이터의 고백록 같은 감성과 스타디움 록의 대중성이 팽팽한 균형을 이루던 팝 음악사의 가장 찬란했던 변곡점을 조망합니다. 장르의 경계를 넘어 각자의 영역에서 독보적인 서정성을 완성한 두 거인의 목소리를 대비시킴으로써, 당시 대중음악이 지향했던 예술적 깊이와 대중적 포용력을 동시에 입증합니다.</w:t>
+      </w:r>
+    </w:p>
+    <w:p>
+      <w:pPr>
+        <w:spacing w:line="324" w:lineRule="auto" w:after="80"/>
+      </w:pPr>
+      <w:r>
+        <w:rPr w:rFonts="맑은 고딕">
+          <w:rFonts w:ascii="맑은 고딕" w:hAnsi="맑은 고딕" w:eastAsia="맑은 고딕"/>
+          <w:b w:val="0"/>
+          <w:color w:val="6B7280"/>
+          <w:sz w:val="21"/>
+        </w:rPr>
+        <w:t xml:space="preserve">· </w:t>
+      </w:r>
+      <w:r>
+        <w:rPr w:rFonts="맑은 고딕">
+          <w:rFonts w:ascii="맑은 고딕" w:hAnsi="맑은 고딕" w:eastAsia="맑은 고딕"/>
+          <w:b/>
+          <w:color w:val="1F2937"/>
+          <w:sz w:val="21"/>
+        </w:rPr>
+        <w:t xml:space="preserve">시대의 흔적(스토리텔링): </w:t>
+      </w:r>
+      <w:r>
+        <w:rPr w:rFonts="맑은 고딕">
+          <w:rFonts w:ascii="맑은 고딕" w:hAnsi="맑은 고딕" w:eastAsia="맑은 고딕"/>
+          <w:b w:val="0"/>
+          <w:sz w:val="21"/>
+        </w:rPr>
+        <w:t>1970년대 말과 1980년대 초, 카세트테이프와 LP를 번갈아 들으며 밤늦도록 FM 라디오에 귀를 기울이던 청춘들의 낭만적인 공기가 배어 있습니다. 번잡한 도시의 뒷골목을 연상시키는 리키 리 존스의 나른한 읊조림과, 사랑과 이별의 아픔을 거친 목소리로 토해내는 로드 스튜어트의 노래는 그 시절 방황하던 이들의 감성을 따스하게 어루만져 주었던 시대의 초상입니다.</w:t>
+      </w:r>
+    </w:p>
+    <w:p>
+      <w:pPr>
+        <w:spacing w:line="324" w:lineRule="auto" w:before="200" w:after="80"/>
+      </w:pPr>
+      <w:r>
+        <w:rPr w:rFonts="맑은 고딕">
+          <w:rFonts w:ascii="맑은 고딕" w:hAnsi="맑은 고딕" w:eastAsia="맑은 고딕"/>
+          <w:b/>
+          <w:color w:val="1E3A8A"/>
+          <w:sz w:val="24"/>
+        </w:rPr>
+        <w:t>4. 주요 수록곡 및 감상 제언</w:t>
+      </w:r>
+    </w:p>
+    <w:p>
+      <w:pPr>
+        <w:spacing w:line="324" w:lineRule="auto" w:after="80"/>
+      </w:pPr>
+      <w:r>
+        <w:rPr w:rFonts="맑은 고딕">
+          <w:rFonts w:ascii="맑은 고딕" w:hAnsi="맑은 고딕" w:eastAsia="맑은 고딕"/>
+          <w:b w:val="0"/>
+          <w:color w:val="6B7280"/>
+          <w:sz w:val="21"/>
+        </w:rPr>
+        <w:t xml:space="preserve">· </w:t>
+      </w:r>
+      <w:r>
+        <w:rPr w:rFonts="맑은 고딕">
+          <w:rFonts w:ascii="맑은 고딕" w:hAnsi="맑은 고딕" w:eastAsia="맑은 고딕"/>
+          <w:b/>
+          <w:color w:val="1F2937"/>
+          <w:sz w:val="21"/>
+        </w:rPr>
+        <w:t xml:space="preserve">주요 수록곡 특징: </w:t>
+      </w:r>
+      <w:r>
+        <w:rPr w:rFonts="맑은 고딕">
+          <w:rFonts w:ascii="맑은 고딕" w:hAnsi="맑은 고딕" w:eastAsia="맑은 고딕"/>
+          <w:b w:val="0"/>
+          <w:sz w:val="21"/>
+        </w:rPr>
+        <w:t>독특한 재즈적 셔플 리듬과 자유분방한 보컬 프레이징이 돋보이는 리키 리 존스의 대표 트랙들과, 거친 질감 속에 깃든 애틋한 멜로디 감각으로 듣는 이를 무장해제시키는 로드 스튜어트 특유의 서정적 발라드 넘버들이 수록되어 감정의 극적인 기승전결을 이룹니다.</w:t>
+      </w:r>
+    </w:p>
+    <w:p>
+      <w:pPr>
+        <w:spacing w:line="324" w:lineRule="auto" w:after="80"/>
+      </w:pPr>
+      <w:r>
+        <w:rPr w:rFonts="맑은 고딕">
+          <w:rFonts w:ascii="맑은 고딕" w:hAnsi="맑은 고딕" w:eastAsia="맑은 고딕"/>
+          <w:b w:val="0"/>
+          <w:color w:val="6B7280"/>
+          <w:sz w:val="21"/>
+        </w:rPr>
+        <w:t xml:space="preserve">· </w:t>
+      </w:r>
+      <w:r>
+        <w:rPr w:rFonts="맑은 고딕">
+          <w:rFonts w:ascii="맑은 고딕" w:hAnsi="맑은 고딕" w:eastAsia="맑은 고딕"/>
+          <w:b/>
+          <w:color w:val="1F2937"/>
+          <w:sz w:val="21"/>
+        </w:rPr>
+        <w:t xml:space="preserve">빈티지 감상 제언: </w:t>
+      </w:r>
+      <w:r>
+        <w:rPr w:rFonts="맑은 고딕">
+          <w:rFonts w:ascii="맑은 고딕" w:hAnsi="맑은 고딕" w:eastAsia="맑은 고딕"/>
+          <w:b w:val="0"/>
+          <w:sz w:val="21"/>
+        </w:rPr>
+        <w:t>리키 리 존스의 속삭이는 듯한 숨결과 미세한 치음은 고음의 공기감이 뛰어난 진공관 앰프를 통해 재생할 때 마치 귓가에 닿는 듯 생생한 임장감을 발휘합니다. 로드 스튜어트의 칼칼하고 묵직한 허스키 보컬은 턴테이블 카트리지가 긁어내는 중저역의 두터운 질감과 어우러질 때 비로소 아날로그 사운드 특유의 따뜻하고 농밀한 울림을 완성합니다.</w:t>
+      </w:r>
+    </w:p>
+    <w:p>
+      <w:pPr>
+        <w:spacing w:line="324" w:lineRule="auto" w:after="80"/>
+      </w:pPr>
+      <w:r>
+        <w:rPr w:rFonts="맑은 고딕">
+          <w:rFonts w:ascii="맑은 고딕" w:hAnsi="맑은 고딕" w:eastAsia="맑은 고딕"/>
+          <w:b w:val="0"/>
+          <w:color w:val="6B7280"/>
+          <w:sz w:val="21"/>
+        </w:rPr>
+        <w:t xml:space="preserve">· </w:t>
+      </w:r>
+      <w:r>
+        <w:rPr w:rFonts="맑은 고딕">
+          <w:rFonts w:ascii="맑은 고딕" w:hAnsi="맑은 고딕" w:eastAsia="맑은 고딕"/>
+          <w:b/>
+          <w:color w:val="1F2937"/>
+          <w:sz w:val="21"/>
+        </w:rPr>
+        <w:t xml:space="preserve">소장 가치: </w:t>
+      </w:r>
+      <w:r>
+        <w:rPr w:rFonts="맑은 고딕">
+          <w:rFonts w:ascii="맑은 고딕" w:hAnsi="맑은 고딕" w:eastAsia="맑은 고딕"/>
+          <w:b w:val="0"/>
+          <w:sz w:val="21"/>
+        </w:rPr>
+        <w:t>정규 스튜디오 앨범에서는 결코 마주할 수 없는 두 아티스트의 특별한 조합을 담고 있어, 70-80년대 아날로그 팝/록의 황금기 사운드를 탐닉하는 LP 컬렉터라면 필히 턴테이블 곁에 두고 오랜 시간 음미해야 할 높은 소장 가치를 지닙니다.</w:t>
+      </w:r>
+    </w:p>
+    <w:p>
+      <w:pPr>
+        <w:spacing w:line="324" w:lineRule="auto" w:after="120" w:before="160"/>
+      </w:pPr>
+      <w:r>
+        <w:rPr w:rFonts="맑은 고딕">
+          <w:rFonts w:ascii="맑은 고딕" w:hAnsi="맑은 고딕" w:eastAsia="맑은 고딕"/>
+          <w:b/>
+          <w:color w:val="4338CA"/>
+          <w:sz w:val="21"/>
+        </w:rPr>
+        <w:t>이 음반을 통해 아날로그의 따스한 소리골 속에 피어난 두 거장의 독보적인 음색과 서정적인 멜로디가 전해주는 감동을 다시 한번 경험해 보시는 것은 어떨까요?</w:t>
       </w:r>
     </w:p>
     <w:sectPr>
       <w:pgSz w:w="12240" w:h="15840"/>
-      <w:pgMar w:top="1440" w:right="1440" w:bottom="1440" w:left="1440" w:header="720" w:footer="720" w:gutter="0"/>
+      <w:pgMar w:top="1152" w:right="1296" w:bottom="1152" w:left="1296" w:header="720" w:footer="720" w:gutter="0"/>
       <w:cols w:space="720"/>
       <w:docGrid w:linePitch="360"/>
     </w:sectPr>

--- a/word_reports/LP_0298_위치_139_Rickie Lee Jones & Rod …_.docx
+++ b/word_reports/LP_0298_위치_139_Rickie Lee Jones & Rod …_.docx
@@ -32,7 +32,7 @@
     </w:p>
     <w:p>
       <w:pPr>
-        <w:spacing w:line="324" w:lineRule="auto" w:before="80" w:after="160"/>
+        <w:spacing w:line="324" w:lineRule="auto" w:before="80" w:after="120"/>
       </w:pPr>
       <w:r>
         <w:rPr w:rFonts="맑은 고딕">
@@ -42,13 +42,6 @@
           <w:sz w:val="22"/>
         </w:rPr>
         <w:t xml:space="preserve">[음반 소개] </w:t>
-      </w:r>
-      <w:r>
-        <w:rPr w:rFonts="맑은 고딕">
-          <w:rFonts w:ascii="맑은 고딕" w:hAnsi="맑은 고딕" w:eastAsia="맑은 고딕"/>
-          <w:b w:val="0"/>
-          <w:sz w:val="21"/>
-        </w:rPr>
       </w:r>
     </w:p>
     <w:p>
@@ -61,7 +54,33 @@
           <w:b w:val="0"/>
           <w:sz w:val="21"/>
         </w:rPr>
-        <w:t>재즈의 보헤미안 감성을 자유롭게 유영하는 음유시인 리키 리 존스와, 허스키한 보컬의 낭만과 폭발적인 에너지로 시대를 풍미한 록의 거장 로드 스튜어트의 독보적인 음악 세계가 교차하는 특별한 아카이브 음반입니다. 전혀 다른 질감을 지닌 두 거장의 목소리가 한 장의 바이닐 안에서 이루어내는 극적인 대비는 70~80년대 팝 음악 황금기의 다채로운 예술적 풍요로움을 여실히 증명합니다. 소리골을 따라 흐르는 섬세한 어쿠스틱의 숨결과 짙은 호소력의 록 발라드는 듣는 이의 감성을 단숨에 빈티지 음악의 깊은 서정 속으로 이끕니다.</w:t>
+        <w:t>1970년대 후반과 1980년대 초반의 대중음악계는 펑크의 폭발적인 에너지와 디스코의 화려한 리듬이 교차하는 거대한 변혁의 소용돌이 속에 있었습니다. 그러나 이러한 유행의 물결 한가운데에서도 오직 독창적인 목소리와 내밀한 서사만으로 듣는 이의 영혼을 뒤흔들었던 위대한 보컬리스트들이 존재했습니다. 본 음반 《Rickie&amp;Rod》는 당대 워너 브라더스 레이블을 대표하며 영미 대중음악의 정점에 서 있던 두 명의 독보적인 아티스트, 즉 비트닉 문학의 자유로운 서정과 재즈·포크의 감수성을 체화한 리키 리 존스(Rickie Lee Jones)와 거친 허스키 보이스 속에 블루 아이드 소울과 로큰롤의 낭만을 담아낸 로드 스튜어트(Rod Stewart)의 음악 세계를 나란히 조망하는 매우 특별한 기록물입니다.</w:t>
+      </w:r>
+    </w:p>
+    <w:p>
+      <w:pPr>
+        <w:spacing w:line="324" w:lineRule="auto" w:after="120"/>
+      </w:pPr>
+      <w:r>
+        <w:rPr w:rFonts="맑은 고딕">
+          <w:rFonts w:ascii="맑은 고딕" w:hAnsi="맑은 고딕" w:eastAsia="맑은 고딕"/>
+          <w:b w:val="0"/>
+          <w:sz w:val="21"/>
+        </w:rPr>
+        <w:t>리키 리 존스는 1979년 혜성처럼 등장해 특유의 나른하면서도 쿨한 프레이징과 거리의 방랑자들을 노래하는 문학적 노랫말로 밥 딜런과 조니 미첼의 지적인 계보를 잇는 천재 싱어송라이터로 격찬받았습니다. 반면 로드 스튜어트는 밴드 페이시스(Faces)를 거쳐 솔로 아티스트로서 전 세계 차트를 호령하며, 애수 어린 쇳소리의 음색으로 사랑의 환희와 비애를 가장 솔직하고 대중적인 어조로 전달해 온 보컬의 거장이었습니다. 이 음반은 아메리칸 다운타운의 세련된 재즈 팝 감성과 브리티시 록의 심장을 울리는 서정성이 어떻게 하나의 아날로그 음반 안에서 기적 같은 조화를 이루는지를 명징하게 증명해 보입니다.</w:t>
+      </w:r>
+    </w:p>
+    <w:p>
+      <w:pPr>
+        <w:spacing w:line="324" w:lineRule="auto" w:after="120"/>
+      </w:pPr>
+      <w:r>
+        <w:rPr w:rFonts="맑은 고딕">
+          <w:rFonts w:ascii="맑은 고딕" w:hAnsi="맑은 고딕" w:eastAsia="맑은 고딕"/>
+          <w:b w:val="0"/>
+          <w:sz w:val="21"/>
+        </w:rPr>
+        <w:t>세월이 흘러 디지털 음원이 범람하는 오늘날에도 본 음반이 품은 미학적 울림이 더욱 깊게 다가오는 까닭은, 그 시절 스튜디오의 온기와 연주자들의 숨결, 그리고 두 거장이 마이크 앞에서 토해낸 순수한 예술혼이 바이닐의 소리골 속에 생생하게 살아 숨 쉬기 때문입니다. 회전하는 턴테이블 위에서 피어오르는 섬세한 재즈 화성과 호소력 짙은 록 발라드의 교차는, 깊은 밤 오래된 음악 살롱의 벨벳 소파에 기대어 듣는 듯한 아늑하고도 아련한 노스탤지어를 선사합니다.</w:t>
       </w:r>
     </w:p>
     <w:p>
@@ -168,7 +187,7 @@
           <w:b w:val="0"/>
           <w:sz w:val="21"/>
         </w:rPr>
-        <w:t>1970년대 후반과 1980년대 팝·록 씬을 선도하던 두 아티스트의 대표 레퍼토리 및 음악적 성과를 기념하여 방송용 프로모션 및 한정 기획반 형태로 제작된 희소성 높은 아카이브 성격의 음반입니다.</w:t>
+        <w:t>1970년대 후반부터 1980년대 초반 전성기를 누리던 워너 뮤직 계열의 두 간판스타 리키 리 존스와 로드 스튜어트의 핵심 트랙들을 엄선하여 선보인 스페셜 기획 LP.</w:t>
       </w:r>
     </w:p>
     <w:p>
@@ -199,7 +218,7 @@
           <w:b w:val="0"/>
           <w:sz w:val="21"/>
         </w:rPr>
-        <w:t>두 뮤지션 모두 빌보드 앨범 및 싱글 차트 1위를 다수 기록한 슈퍼스타들로서, 본 스페셜 기획반은 상업적 대량 발매를 넘어 애호가와 라디오 스테이션을 겨냥한 한정반 특유의 높은 프리미엄과 수집 열기를 형성했습니다.</w:t>
+        <w:t>당대 빌보드 앨범 차트 톱 텐 및 멀티 플래티넘을 기록했던 두 거장의 시그니처 넘버들이 집약되어, 국내외 팝 애호가 및 오디오파일 사이에서 꾸준히 사랑받은 명반.</w:t>
       </w:r>
     </w:p>
     <w:p>
@@ -230,7 +249,7 @@
           <w:b w:val="0"/>
           <w:sz w:val="21"/>
         </w:rPr>
-        <w:t>리키 리 존스의 그래미 어워드 최우수 신인상(Grammy Best New Artist) 및 재즈 보컬 부문 수상 이력과 로드 스튜어트의 로큰롤 명예의 전당 2회 헌액, 그래미 어워드 및 브릿 어워드 수상 등 음악사적 영예가 공인된 두 거장의 음악성이 고스란히 담겨 있습니다.</w:t>
+        <w:t>리키 리 존스의 그래미 어워드 ‘최우수 신인상(Best New Artist)’ 수상과 로드 스튜어트의 로큰롤 명예의 전당 헌액 등 두 아티스트의 음악적 권위와 찬사가 고스란히 반영된 음반.</w:t>
       </w:r>
     </w:p>
     <w:p>
@@ -306,7 +325,7 @@
           <w:b w:val="0"/>
           <w:sz w:val="21"/>
         </w:rPr>
-        <w:t>1954년 출생(Rickie Lee Jones) / 1945년 출생(Rod Stewart)</w:t>
+        <w:t>1954년 출생(리키 리 존스) / 1945년 출생(로드 스튜어트)</w:t>
       </w:r>
     </w:p>
     <w:p>
@@ -337,7 +356,7 @@
           <w:b w:val="0"/>
           <w:sz w:val="21"/>
         </w:rPr>
-        <w:t>솔로 (로드 스튜어트는 The Jeff Beck Group, Faces 출신)</w:t>
+        <w:t>솔로 (레이블 기획 앙상블 형태)</w:t>
       </w:r>
     </w:p>
     <w:p>
@@ -368,7 +387,7 @@
           <w:b w:val="0"/>
           <w:sz w:val="21"/>
         </w:rPr>
-        <w:t>리키 리 존스는 포크, 재즈, 비트 제너레이션 문학의 정서를 결합하여 '거리의 보헤미안 여왕'으로 불리는 지적이고 독창적인 싱어송라이터입니다. 로드 스튜어트는 거칠고도 애절한 특유의 쉰 목소리와 탁월한 가창력으로 블루스 록부터 팝, 아메리칸 송북에 이르기까지 반세기에 걸쳐 대중음악의 정상을 지켜온 전설적인 보컬리스트입니다.</w:t>
+        <w:t>리키 리 존스는 재즈, 포크, 팝, R&amp;B의 경계를 허물며 비트 세대의 자유분방한 시정을 노래한 독보적인 아티스트입니다. 로드 스튜어트는 특유의 거칠고 호소력 짙은 음색으로 록과 소울, 스탠더드 팝 전 영역을 아우르며 반세기 넘게 대중을 매료시킨 전설적인 보컬리스트입니다.</w:t>
       </w:r>
     </w:p>
     <w:p>
@@ -413,7 +432,7 @@
           <w:b w:val="0"/>
           <w:sz w:val="21"/>
         </w:rPr>
-        <w:t>본 음반은 싱어송라이터의 고백록 같은 감성과 스타디움 록의 대중성이 팽팽한 균형을 이루던 팝 음악사의 가장 찬란했던 변곡점을 조망합니다. 장르의 경계를 넘어 각자의 영역에서 독보적인 서정성을 완성한 두 거인의 목소리를 대비시킴으로써, 당시 대중음악이 지향했던 예술적 깊이와 대중적 포용력을 동시에 입증합니다.</w:t>
+        <w:t>포크와 재즈에 기반을 둔 지적인 싱어송라이터 음악과 대중을 사로잡은 브리티시 록 보컬의 정수를 한 장의 바이닐에 압축하여 담아낸 음반으로, 70~80년대 영미 대중음악 황금기의 풍요로운 스펙트럼을 대변하는 역사적 가치를 지닙니다.</w:t>
       </w:r>
     </w:p>
     <w:p>
@@ -444,7 +463,7 @@
           <w:b w:val="0"/>
           <w:sz w:val="21"/>
         </w:rPr>
-        <w:t>1970년대 말과 1980년대 초, 카세트테이프와 LP를 번갈아 들으며 밤늦도록 FM 라디오에 귀를 기울이던 청춘들의 낭만적인 공기가 배어 있습니다. 번잡한 도시의 뒷골목을 연상시키는 리키 리 존스의 나른한 읊조림과, 사랑과 이별의 아픔을 거친 목소리로 토해내는 로드 스튜어트의 노래는 그 시절 방황하던 이들의 감성을 따스하게 어루만져 주었던 시대의 초상입니다.</w:t>
+        <w:t>심야 라디오의 감미로운 시그널을 기다리던 청춘들의 아련한 낭만과 음악 다방 턴테이블 위로 자욱하게 피어오르던 짙은 커피 향 등, 아날로그 시대를 온몸으로 살아낸 세대들의 추억과 고독의 정서가 음악 속에 짙게 배어 있습니다.</w:t>
       </w:r>
     </w:p>
     <w:p>
@@ -489,7 +508,7 @@
           <w:b w:val="0"/>
           <w:sz w:val="21"/>
         </w:rPr>
-        <w:t>독특한 재즈적 셔플 리듬과 자유분방한 보컬 프레이징이 돋보이는 리키 리 존스의 대표 트랙들과, 거친 질감 속에 깃든 애틋한 멜로디 감각으로 듣는 이를 무장해제시키는 로드 스튜어트 특유의 서정적 발라드 넘버들이 수록되어 감정의 극적인 기승전결을 이룹니다.</w:t>
+        <w:t>속삭이듯 자유롭게 유영하는 리키 리 존스 특유의 몽환적인 재즈 프레이징 곡들과, 거칠고 낭만적인 쇳소리로 가슴 저릿한 멜로디를 노래하는 로드 스튜어트의 소울풀한 발라드 트랙들이 완벽한 대위법을 형성하고 있습니다.</w:t>
       </w:r>
     </w:p>
     <w:p>
@@ -520,7 +539,7 @@
           <w:b w:val="0"/>
           <w:sz w:val="21"/>
         </w:rPr>
-        <w:t>리키 리 존스의 속삭이는 듯한 숨결과 미세한 치음은 고음의 공기감이 뛰어난 진공관 앰프를 통해 재생할 때 마치 귓가에 닿는 듯 생생한 임장감을 발휘합니다. 로드 스튜어트의 칼칼하고 묵직한 허스키 보컬은 턴테이블 카트리지가 긁어내는 중저역의 두터운 질감과 어우러질 때 비로소 아날로그 사운드 특유의 따뜻하고 농밀한 울림을 완성합니다.</w:t>
+        <w:t>진공관 앰프의 따뜻한 배음과 중음역이 풍성한 빈티지 스피커를 매칭하여 감상할 때, 리키 리 존스의 섬세한 숨소리와 로드 스튜어트 보컬 특유의 질감이 눈앞에서 직접 노래하듯 생생한 현장감으로 다가옵니다.</w:t>
       </w:r>
     </w:p>
     <w:p>
@@ -551,7 +570,7 @@
           <w:b w:val="0"/>
           <w:sz w:val="21"/>
         </w:rPr>
-        <w:t>정규 스튜디오 앨범에서는 결코 마주할 수 없는 두 아티스트의 특별한 조합을 담고 있어, 70-80년대 아날로그 팝/록의 황금기 사운드를 탐닉하는 LP 컬렉터라면 필히 턴테이블 곁에 두고 오랜 시간 음미해야 할 높은 소장 가치를 지닙니다.</w:t>
+        <w:t>성격이 서로 다른 영미 팝의 두 거목이 지닌 절정의 보컬 테크닉과 정서를 동시에 감상할 수 있는 희소성 높은 컬렉터스 아이템이자, 아날로그 사운드의 정취를 만끽할 수 있는 귀중한 바이닐입니다.</w:t>
       </w:r>
     </w:p>
     <w:p>
@@ -565,7 +584,7 @@
           <w:color w:val="4338CA"/>
           <w:sz w:val="21"/>
         </w:rPr>
-        <w:t>이 음반을 통해 아날로그의 따스한 소리골 속에 피어난 두 거장의 독보적인 음색과 서정적인 멜로디가 전해주는 감동을 다시 한번 경험해 보시는 것은 어떨까요?</w:t>
+        <w:t>이 음반을 통해 서로 다른 두 거장의 목소리가 아날로그 소리골을 타고 전해주는 감동을 다시 한번 경험해 보시는 것은 어떨까요?</w:t>
       </w:r>
     </w:p>
     <w:sectPr>
